--- a/scratch/scratch-looper.docx
+++ b/scratch/scratch-looper.docx
@@ -384,19 +384,7 @@
           <w:sz w:val="36"/>
           <w:szCs w:val="36"/>
         </w:rPr>
-        <w:t>Beat</w:t>
-      </w:r>
-      <w:r>
-        <w:rPr>
-          <w:rStyle w:val="Strong"/>
-          <w:rFonts w:ascii="Helvetica" w:hAnsi="Helvetica"/>
-          <w:i/>
-          <w:iCs/>
-          <w:color w:val="0A0A0A"/>
-          <w:sz w:val="36"/>
-          <w:szCs w:val="36"/>
-        </w:rPr>
-        <w:t xml:space="preserve"> </w:t>
+        <w:t xml:space="preserve">Beat </w:t>
       </w:r>
       <w:r>
         <w:rPr>
@@ -422,31 +410,7 @@
           <w:sz w:val="36"/>
           <w:szCs w:val="36"/>
         </w:rPr>
-        <w:t xml:space="preserve"> steady, recurring pulse in music that you </w:t>
-      </w:r>
-      <w:r>
-        <w:rPr>
-          <w:rStyle w:val="inqyif"/>
-          <w:rFonts w:ascii="Helvetica" w:hAnsi="Helvetica"/>
-          <w:i/>
-          <w:iCs/>
-          <w:color w:val="0A0A0A"/>
-          <w:sz w:val="36"/>
-          <w:szCs w:val="36"/>
-        </w:rPr>
-        <w:t xml:space="preserve">can </w:t>
-      </w:r>
-      <w:r>
-        <w:rPr>
-          <w:rStyle w:val="inqyif"/>
-          <w:rFonts w:ascii="Helvetica" w:hAnsi="Helvetica"/>
-          <w:i/>
-          <w:iCs/>
-          <w:color w:val="0A0A0A"/>
-          <w:sz w:val="36"/>
-          <w:szCs w:val="36"/>
-        </w:rPr>
-        <w:t>tap your foot to.</w:t>
+        <w:t xml:space="preserve"> steady, recurring pulse in music that you can tap your foot to.</w:t>
       </w:r>
     </w:p>
     <w:p>
@@ -578,20 +542,7 @@
           <w:sz w:val="36"/>
           <w:szCs w:val="36"/>
         </w:rPr>
-        <w:t>BPM (beats per minute)</w:t>
-      </w:r>
-      <w:r>
-        <w:rPr>
-          <w:rStyle w:val="Strong"/>
-          <w:rFonts w:ascii="Helvetica" w:hAnsi="Helvetica"/>
-          <w:b w:val="0"/>
-          <w:bCs w:val="0"/>
-          <w:i/>
-          <w:iCs/>
-          <w:sz w:val="36"/>
-          <w:szCs w:val="36"/>
-        </w:rPr>
-        <w:t xml:space="preserve">. </w:t>
+        <w:t xml:space="preserve">BPM (beats per minute). </w:t>
       </w:r>
       <w:r>
         <w:rPr>
@@ -637,40 +588,7 @@
           <w:sz w:val="36"/>
           <w:szCs w:val="36"/>
         </w:rPr>
-        <w:t xml:space="preserve">, which means 1 beat </w:t>
-      </w:r>
-      <w:r>
-        <w:rPr>
-          <w:rFonts w:ascii="Helvetica" w:hAnsi="Helvetica"/>
-          <w:i/>
-          <w:iCs/>
-          <w:color w:val="000000"/>
-          <w:sz w:val="36"/>
-          <w:szCs w:val="36"/>
-        </w:rPr>
-        <w:t>each</w:t>
-      </w:r>
-      <w:r>
-        <w:rPr>
-          <w:rFonts w:ascii="Helvetica" w:hAnsi="Helvetica"/>
-          <w:i/>
-          <w:iCs/>
-          <w:color w:val="000000"/>
-          <w:sz w:val="36"/>
-          <w:szCs w:val="36"/>
-        </w:rPr>
-        <w:t xml:space="preserve"> second</w:t>
-      </w:r>
-      <w:r>
-        <w:rPr>
-          <w:rFonts w:ascii="Helvetica" w:hAnsi="Helvetica"/>
-          <w:i/>
-          <w:iCs/>
-          <w:color w:val="000000"/>
-          <w:sz w:val="36"/>
-          <w:szCs w:val="36"/>
-        </w:rPr>
-        <w:t>.</w:t>
+        <w:t>, which means 1 beat each second.</w:t>
       </w:r>
     </w:p>
     <w:p>
@@ -989,7 +907,7 @@
           <w:bCs w:val="0"/>
           <w:i/>
           <w:iCs/>
-          <w:color w:val="001D35"/>
+          <w:color w:val="000000" w:themeColor="text1"/>
           <w:sz w:val="36"/>
           <w:szCs w:val="36"/>
         </w:rPr>
@@ -1001,7 +919,7 @@
           <w:rFonts w:ascii="Helvetica Neue" w:hAnsi="Helvetica Neue"/>
           <w:i/>
           <w:iCs/>
-          <w:color w:val="001D35"/>
+          <w:color w:val="000000" w:themeColor="text1"/>
           <w:sz w:val="36"/>
           <w:szCs w:val="36"/>
         </w:rPr>
@@ -1015,7 +933,7 @@
           <w:bCs w:val="0"/>
           <w:i/>
           <w:iCs/>
-          <w:color w:val="001D35"/>
+          <w:color w:val="000000" w:themeColor="text1"/>
           <w:sz w:val="36"/>
           <w:szCs w:val="36"/>
         </w:rPr>
@@ -1047,65 +965,63 @@
           <w:rFonts w:ascii="Helvetica Neue" w:hAnsi="Helvetica Neue"/>
           <w:b w:val="0"/>
           <w:bCs w:val="0"/>
+          <w:color w:val="000000" w:themeColor="text1"/>
+          <w:sz w:val="40"/>
+          <w:szCs w:val="40"/>
+        </w:rPr>
+        <w:t xml:space="preserve">Add a new code block that also starts on the </w:t>
+      </w:r>
+      <w:r>
+        <w:rPr>
+          <w:rStyle w:val="Strong"/>
+          <w:rFonts w:ascii="Helvetica Neue" w:hAnsi="Helvetica Neue"/>
+          <w:color w:val="00B050"/>
+          <w:sz w:val="40"/>
+          <w:szCs w:val="40"/>
+        </w:rPr>
+        <w:t>green flag</w:t>
+      </w:r>
+      <w:r>
+        <w:rPr>
+          <w:rStyle w:val="Strong"/>
+          <w:rFonts w:ascii="Helvetica Neue" w:hAnsi="Helvetica Neue"/>
+          <w:b w:val="0"/>
+          <w:bCs w:val="0"/>
           <w:color w:val="001D35"/>
           <w:sz w:val="40"/>
           <w:szCs w:val="40"/>
         </w:rPr>
-        <w:t xml:space="preserve">Add a new </w:t>
-      </w:r>
-      <w:r>
-        <w:rPr>
-          <w:rStyle w:val="Strong"/>
-          <w:rFonts w:ascii="Helvetica Neue" w:hAnsi="Helvetica Neue"/>
-          <w:b w:val="0"/>
-          <w:bCs w:val="0"/>
-          <w:color w:val="001D35"/>
-          <w:sz w:val="40"/>
-          <w:szCs w:val="40"/>
-        </w:rPr>
-        <w:t xml:space="preserve">code </w:t>
-      </w:r>
-      <w:r>
-        <w:rPr>
-          <w:rStyle w:val="Strong"/>
-          <w:rFonts w:ascii="Helvetica Neue" w:hAnsi="Helvetica Neue"/>
-          <w:b w:val="0"/>
-          <w:bCs w:val="0"/>
-          <w:color w:val="001D35"/>
-          <w:sz w:val="40"/>
-          <w:szCs w:val="40"/>
-        </w:rPr>
-        <w:t xml:space="preserve">block that also starts on the </w:t>
-      </w:r>
-      <w:r>
-        <w:rPr>
-          <w:rStyle w:val="Strong"/>
-          <w:rFonts w:ascii="Helvetica Neue" w:hAnsi="Helvetica Neue"/>
-          <w:color w:val="00B050"/>
-          <w:sz w:val="40"/>
-          <w:szCs w:val="40"/>
-        </w:rPr>
-        <w:t>green flag</w:t>
-      </w:r>
-      <w:r>
-        <w:rPr>
-          <w:rStyle w:val="Strong"/>
-          <w:rFonts w:ascii="Helvetica Neue" w:hAnsi="Helvetica Neue"/>
-          <w:b w:val="0"/>
-          <w:bCs w:val="0"/>
-          <w:color w:val="001D35"/>
-          <w:sz w:val="40"/>
-          <w:szCs w:val="40"/>
-        </w:rPr>
-        <w:t>. Make this code</w:t>
-      </w:r>
-      <w:r>
-        <w:rPr>
-          <w:rStyle w:val="Strong"/>
-          <w:rFonts w:ascii="Helvetica Neue" w:hAnsi="Helvetica Neue"/>
-          <w:b w:val="0"/>
-          <w:bCs w:val="0"/>
-          <w:color w:val="001D35"/>
+        <w:t xml:space="preserve">. </w:t>
+      </w:r>
+      <w:r>
+        <w:rPr>
+          <w:rStyle w:val="Strong"/>
+          <w:rFonts w:ascii="Helvetica Neue" w:hAnsi="Helvetica Neue"/>
+          <w:b w:val="0"/>
+          <w:bCs w:val="0"/>
+          <w:color w:val="000000" w:themeColor="text1"/>
+          <w:sz w:val="40"/>
+          <w:szCs w:val="40"/>
+        </w:rPr>
+        <w:t xml:space="preserve">Make this code </w:t>
+      </w:r>
+      <w:r>
+        <w:rPr>
+          <w:rStyle w:val="Strong"/>
+          <w:rFonts w:ascii="Helvetica Neue" w:hAnsi="Helvetica Neue"/>
+          <w:color w:val="FF9300"/>
+          <w:sz w:val="40"/>
+          <w:szCs w:val="40"/>
+        </w:rPr>
+        <w:t>repeat</w:t>
+      </w:r>
+      <w:r>
+        <w:rPr>
+          <w:rStyle w:val="Strong"/>
+          <w:rFonts w:ascii="Helvetica Neue" w:hAnsi="Helvetica Neue"/>
+          <w:b w:val="0"/>
+          <w:bCs w:val="0"/>
+          <w:color w:val="FF9300"/>
           <w:sz w:val="40"/>
           <w:szCs w:val="40"/>
         </w:rPr>
@@ -1115,29 +1031,7 @@
         <w:rPr>
           <w:rStyle w:val="Strong"/>
           <w:rFonts w:ascii="Helvetica Neue" w:hAnsi="Helvetica Neue"/>
-          <w:color w:val="FF9300"/>
-          <w:sz w:val="40"/>
-          <w:szCs w:val="40"/>
-        </w:rPr>
-        <w:t>repeat</w:t>
-      </w:r>
-      <w:r>
-        <w:rPr>
-          <w:rStyle w:val="Strong"/>
-          <w:rFonts w:ascii="Helvetica Neue" w:hAnsi="Helvetica Neue"/>
-          <w:b w:val="0"/>
-          <w:bCs w:val="0"/>
-          <w:color w:val="FF9300"/>
-          <w:sz w:val="40"/>
-          <w:szCs w:val="40"/>
-        </w:rPr>
-        <w:t xml:space="preserve"> </w:t>
-      </w:r>
-      <w:r>
-        <w:rPr>
-          <w:rStyle w:val="Strong"/>
-          <w:rFonts w:ascii="Helvetica Neue" w:hAnsi="Helvetica Neue"/>
-          <w:color w:val="001D35"/>
+          <w:color w:val="000000" w:themeColor="text1"/>
           <w:sz w:val="40"/>
           <w:szCs w:val="40"/>
         </w:rPr>
@@ -1149,23 +1043,11 @@
           <w:rFonts w:ascii="Helvetica Neue" w:hAnsi="Helvetica Neue"/>
           <w:b w:val="0"/>
           <w:bCs w:val="0"/>
-          <w:color w:val="001D35"/>
-          <w:sz w:val="40"/>
-          <w:szCs w:val="40"/>
-        </w:rPr>
-        <w:t xml:space="preserve"> beats </w:t>
-      </w:r>
-      <w:r>
-        <w:rPr>
-          <w:rStyle w:val="Strong"/>
-          <w:rFonts w:ascii="Helvetica Neue" w:hAnsi="Helvetica Neue"/>
-          <w:b w:val="0"/>
-          <w:bCs w:val="0"/>
-          <w:color w:val="001D35"/>
-          <w:sz w:val="40"/>
-          <w:szCs w:val="40"/>
-        </w:rPr>
-        <w:t>to make a bar.</w:t>
+          <w:color w:val="000000" w:themeColor="text1"/>
+          <w:sz w:val="40"/>
+          <w:szCs w:val="40"/>
+        </w:rPr>
+        <w:t xml:space="preserve"> beats to make a bar.</w:t>
       </w:r>
     </w:p>
     <w:p>
@@ -1215,7 +1097,7 @@
           <w:rFonts w:ascii="Helvetica Neue" w:hAnsi="Helvetica Neue"/>
           <w:b w:val="0"/>
           <w:bCs w:val="0"/>
-          <w:color w:val="001D35"/>
+          <w:color w:val="000000" w:themeColor="text1"/>
           <w:sz w:val="40"/>
           <w:szCs w:val="40"/>
         </w:rPr>
@@ -1249,7 +1131,7 @@
           <w:rFonts w:ascii="Helvetica Neue" w:hAnsi="Helvetica Neue"/>
           <w:b w:val="0"/>
           <w:bCs w:val="0"/>
-          <w:color w:val="001D35"/>
+          <w:color w:val="000000" w:themeColor="text1"/>
           <w:sz w:val="40"/>
           <w:szCs w:val="40"/>
         </w:rPr>
@@ -1267,20 +1149,20 @@
           <w:bCs w:val="0"/>
           <w:i/>
           <w:iCs/>
-          <w:color w:val="001D35"/>
-          <w:sz w:val="36"/>
-          <w:szCs w:val="36"/>
-        </w:rPr>
-      </w:pPr>
-      <w:r>
-        <w:rPr>
-          <w:rStyle w:val="Strong"/>
-          <w:rFonts w:ascii="Helvetica Neue" w:hAnsi="Helvetica Neue"/>
-          <w:b w:val="0"/>
-          <w:bCs w:val="0"/>
-          <w:i/>
-          <w:iCs/>
-          <w:color w:val="001D35"/>
+          <w:color w:val="000000" w:themeColor="text1"/>
+          <w:sz w:val="36"/>
+          <w:szCs w:val="36"/>
+        </w:rPr>
+      </w:pPr>
+      <w:r>
+        <w:rPr>
+          <w:rStyle w:val="Strong"/>
+          <w:rFonts w:ascii="Helvetica Neue" w:hAnsi="Helvetica Neue"/>
+          <w:b w:val="0"/>
+          <w:bCs w:val="0"/>
+          <w:i/>
+          <w:iCs/>
+          <w:color w:val="000000" w:themeColor="text1"/>
           <w:sz w:val="36"/>
           <w:szCs w:val="36"/>
         </w:rPr>
@@ -1292,7 +1174,7 @@
           <w:rFonts w:ascii="Helvetica Neue" w:hAnsi="Helvetica Neue"/>
           <w:i/>
           <w:iCs/>
-          <w:color w:val="001D35"/>
+          <w:color w:val="000000" w:themeColor="text1"/>
           <w:sz w:val="36"/>
           <w:szCs w:val="36"/>
         </w:rPr>
@@ -1304,7 +1186,7 @@
           <w:rFonts w:ascii="Helvetica Neue" w:hAnsi="Helvetica Neue"/>
           <w:i/>
           <w:iCs/>
-          <w:color w:val="001D35"/>
+          <w:color w:val="000000" w:themeColor="text1"/>
           <w:sz w:val="36"/>
           <w:szCs w:val="36"/>
         </w:rPr>
@@ -1318,7 +1200,7 @@
           <w:bCs w:val="0"/>
           <w:i/>
           <w:iCs/>
-          <w:color w:val="001D35"/>
+          <w:color w:val="000000" w:themeColor="text1"/>
           <w:sz w:val="36"/>
           <w:szCs w:val="36"/>
         </w:rPr>
@@ -1350,7 +1232,7 @@
           <w:rFonts w:ascii="Helvetica Neue" w:hAnsi="Helvetica Neue"/>
           <w:b w:val="0"/>
           <w:bCs w:val="0"/>
-          <w:color w:val="001D35"/>
+          <w:color w:val="000000" w:themeColor="text1"/>
           <w:sz w:val="40"/>
           <w:szCs w:val="40"/>
         </w:rPr>
@@ -1394,11 +1276,103 @@
           <w:rFonts w:ascii="Helvetica Neue" w:hAnsi="Helvetica Neue"/>
           <w:b w:val="0"/>
           <w:bCs w:val="0"/>
+          <w:color w:val="000000" w:themeColor="text1"/>
+          <w:sz w:val="40"/>
+          <w:szCs w:val="40"/>
+        </w:rPr>
+      </w:pPr>
+      <w:r>
+        <w:rPr>
+          <w:rStyle w:val="Strong"/>
+          <w:rFonts w:ascii="Helvetica Neue" w:hAnsi="Helvetica Neue"/>
+          <w:b w:val="0"/>
+          <w:bCs w:val="0"/>
+          <w:color w:val="000000" w:themeColor="text1"/>
+          <w:sz w:val="40"/>
+          <w:szCs w:val="40"/>
+        </w:rPr>
+        <w:t>To count 1, 2, 3, 4</w:t>
+      </w:r>
+      <w:r>
+        <w:rPr>
+          <w:rStyle w:val="Strong"/>
+          <w:rFonts w:ascii="Helvetica Neue" w:hAnsi="Helvetica Neue"/>
+          <w:b w:val="0"/>
+          <w:bCs w:val="0"/>
+          <w:color w:val="000000" w:themeColor="text1"/>
+          <w:sz w:val="40"/>
+          <w:szCs w:val="40"/>
+        </w:rPr>
+        <w:t>,</w:t>
+      </w:r>
+      <w:r>
+        <w:rPr>
+          <w:rStyle w:val="Strong"/>
+          <w:rFonts w:ascii="Helvetica Neue" w:hAnsi="Helvetica Neue"/>
+          <w:b w:val="0"/>
+          <w:bCs w:val="0"/>
+          <w:color w:val="000000" w:themeColor="text1"/>
+          <w:sz w:val="40"/>
+          <w:szCs w:val="40"/>
+        </w:rPr>
+        <w:t xml:space="preserve"> set </w:t>
+      </w:r>
+      <w:r>
+        <w:rPr>
+          <w:rStyle w:val="Strong"/>
+          <w:rFonts w:ascii="Helvetica Neue" w:hAnsi="Helvetica Neue"/>
+          <w:color w:val="C45911" w:themeColor="accent2" w:themeShade="BF"/>
+          <w:sz w:val="40"/>
+          <w:szCs w:val="40"/>
+        </w:rPr>
+        <w:t>beats</w:t>
+      </w:r>
+      <w:r>
+        <w:rPr>
+          <w:rStyle w:val="Strong"/>
+          <w:rFonts w:ascii="Helvetica Neue" w:hAnsi="Helvetica Neue"/>
+          <w:b w:val="0"/>
+          <w:bCs w:val="0"/>
+          <w:color w:val="C45911" w:themeColor="accent2" w:themeShade="BF"/>
+          <w:sz w:val="40"/>
+          <w:szCs w:val="40"/>
+        </w:rPr>
+        <w:t xml:space="preserve"> </w:t>
+      </w:r>
+      <w:r>
+        <w:rPr>
+          <w:rStyle w:val="Strong"/>
+          <w:rFonts w:ascii="Helvetica Neue" w:hAnsi="Helvetica Neue"/>
+          <w:b w:val="0"/>
+          <w:bCs w:val="0"/>
+          <w:color w:val="000000" w:themeColor="text1"/>
+          <w:sz w:val="40"/>
+          <w:szCs w:val="40"/>
+        </w:rPr>
+        <w:t>to 1 before you enter the loop and</w:t>
+      </w:r>
+      <w:r>
+        <w:rPr>
+          <w:rStyle w:val="Strong"/>
+          <w:rFonts w:ascii="Helvetica Neue" w:hAnsi="Helvetica Neue"/>
+          <w:b w:val="0"/>
+          <w:bCs w:val="0"/>
           <w:color w:val="001D35"/>
           <w:sz w:val="40"/>
           <w:szCs w:val="40"/>
         </w:rPr>
-      </w:pPr>
+        <w:t xml:space="preserve"> </w:t>
+      </w:r>
+      <w:r>
+        <w:rPr>
+          <w:rStyle w:val="Strong"/>
+          <w:rFonts w:ascii="Helvetica Neue" w:hAnsi="Helvetica Neue"/>
+          <w:color w:val="C45911" w:themeColor="accent2" w:themeShade="BF"/>
+          <w:sz w:val="40"/>
+          <w:szCs w:val="40"/>
+        </w:rPr>
+        <w:t>change</w:t>
+      </w:r>
       <w:r>
         <w:rPr>
           <w:rStyle w:val="Strong"/>
@@ -1409,43 +1383,7 @@
           <w:sz w:val="40"/>
           <w:szCs w:val="40"/>
         </w:rPr>
-        <w:t xml:space="preserve">To </w:t>
-      </w:r>
-      <w:r>
-        <w:rPr>
-          <w:rStyle w:val="Strong"/>
-          <w:rFonts w:ascii="Helvetica Neue" w:hAnsi="Helvetica Neue"/>
-          <w:b w:val="0"/>
-          <w:bCs w:val="0"/>
-          <w:color w:val="001D35"/>
-          <w:sz w:val="40"/>
-          <w:szCs w:val="40"/>
-        </w:rPr>
-        <w:t>count 1, 2, 3, 4</w:t>
-      </w:r>
-      <w:r>
-        <w:rPr>
-          <w:rStyle w:val="Strong"/>
-          <w:rFonts w:ascii="Helvetica Neue" w:hAnsi="Helvetica Neue"/>
-          <w:b w:val="0"/>
-          <w:bCs w:val="0"/>
-          <w:color w:val="001D35"/>
-          <w:sz w:val="40"/>
-          <w:szCs w:val="40"/>
-        </w:rPr>
-        <w:t>,</w:t>
-      </w:r>
-      <w:r>
-        <w:rPr>
-          <w:rStyle w:val="Strong"/>
-          <w:rFonts w:ascii="Helvetica Neue" w:hAnsi="Helvetica Neue"/>
-          <w:b w:val="0"/>
-          <w:bCs w:val="0"/>
-          <w:color w:val="001D35"/>
-          <w:sz w:val="40"/>
-          <w:szCs w:val="40"/>
-        </w:rPr>
-        <w:t xml:space="preserve"> set </w:t>
+        <w:t xml:space="preserve"> </w:t>
       </w:r>
       <w:r>
         <w:rPr>
@@ -1455,18 +1393,28 @@
           <w:sz w:val="40"/>
           <w:szCs w:val="40"/>
         </w:rPr>
-        <w:t>beats</w:t>
-      </w:r>
-      <w:r>
-        <w:rPr>
-          <w:rStyle w:val="Strong"/>
-          <w:rFonts w:ascii="Helvetica Neue" w:hAnsi="Helvetica Neue"/>
-          <w:b w:val="0"/>
-          <w:bCs w:val="0"/>
+        <w:t>beat</w:t>
+      </w:r>
+      <w:r>
+        <w:rPr>
+          <w:rStyle w:val="Strong"/>
+          <w:rFonts w:ascii="Helvetica Neue" w:hAnsi="Helvetica Neue"/>
           <w:color w:val="C45911" w:themeColor="accent2" w:themeShade="BF"/>
           <w:sz w:val="40"/>
           <w:szCs w:val="40"/>
         </w:rPr>
+        <w:t xml:space="preserve"> by 1</w:t>
+      </w:r>
+      <w:r>
+        <w:rPr>
+          <w:rStyle w:val="Strong"/>
+          <w:rFonts w:ascii="Helvetica Neue" w:hAnsi="Helvetica Neue"/>
+          <w:b w:val="0"/>
+          <w:bCs w:val="0"/>
+          <w:color w:val="C45911" w:themeColor="accent2" w:themeShade="BF"/>
+          <w:sz w:val="40"/>
+          <w:szCs w:val="40"/>
+        </w:rPr>
         <w:t xml:space="preserve"> </w:t>
       </w:r>
       <w:r>
@@ -1475,73 +1423,7 @@
           <w:rFonts w:ascii="Helvetica Neue" w:hAnsi="Helvetica Neue"/>
           <w:b w:val="0"/>
           <w:bCs w:val="0"/>
-          <w:color w:val="001D35"/>
-          <w:sz w:val="40"/>
-          <w:szCs w:val="40"/>
-        </w:rPr>
-        <w:t xml:space="preserve">to 1 before you enter the loop and </w:t>
-      </w:r>
-      <w:r>
-        <w:rPr>
-          <w:rStyle w:val="Strong"/>
-          <w:rFonts w:ascii="Helvetica Neue" w:hAnsi="Helvetica Neue"/>
-          <w:color w:val="C45911" w:themeColor="accent2" w:themeShade="BF"/>
-          <w:sz w:val="40"/>
-          <w:szCs w:val="40"/>
-        </w:rPr>
-        <w:t>change</w:t>
-      </w:r>
-      <w:r>
-        <w:rPr>
-          <w:rStyle w:val="Strong"/>
-          <w:rFonts w:ascii="Helvetica Neue" w:hAnsi="Helvetica Neue"/>
-          <w:b w:val="0"/>
-          <w:bCs w:val="0"/>
-          <w:color w:val="001D35"/>
-          <w:sz w:val="40"/>
-          <w:szCs w:val="40"/>
-        </w:rPr>
-        <w:t xml:space="preserve"> </w:t>
-      </w:r>
-      <w:r>
-        <w:rPr>
-          <w:rStyle w:val="Strong"/>
-          <w:rFonts w:ascii="Helvetica Neue" w:hAnsi="Helvetica Neue"/>
-          <w:color w:val="C45911" w:themeColor="accent2" w:themeShade="BF"/>
-          <w:sz w:val="40"/>
-          <w:szCs w:val="40"/>
-        </w:rPr>
-        <w:t>beat</w:t>
-      </w:r>
-      <w:r>
-        <w:rPr>
-          <w:rStyle w:val="Strong"/>
-          <w:rFonts w:ascii="Helvetica Neue" w:hAnsi="Helvetica Neue"/>
-          <w:color w:val="C45911" w:themeColor="accent2" w:themeShade="BF"/>
-          <w:sz w:val="40"/>
-          <w:szCs w:val="40"/>
-        </w:rPr>
-        <w:t xml:space="preserve"> by 1</w:t>
-      </w:r>
-      <w:r>
-        <w:rPr>
-          <w:rStyle w:val="Strong"/>
-          <w:rFonts w:ascii="Helvetica Neue" w:hAnsi="Helvetica Neue"/>
-          <w:b w:val="0"/>
-          <w:bCs w:val="0"/>
-          <w:color w:val="C45911" w:themeColor="accent2" w:themeShade="BF"/>
-          <w:sz w:val="40"/>
-          <w:szCs w:val="40"/>
-        </w:rPr>
-        <w:t xml:space="preserve"> </w:t>
-      </w:r>
-      <w:r>
-        <w:rPr>
-          <w:rStyle w:val="Strong"/>
-          <w:rFonts w:ascii="Helvetica Neue" w:hAnsi="Helvetica Neue"/>
-          <w:b w:val="0"/>
-          <w:bCs w:val="0"/>
-          <w:color w:val="001D35"/>
+          <w:color w:val="000000" w:themeColor="text1"/>
           <w:sz w:val="40"/>
           <w:szCs w:val="40"/>
         </w:rPr>
@@ -1571,7 +1453,7 @@
         <w:rPr>
           <w:rFonts w:ascii="Helvetica Neue" w:hAnsi="Helvetica Neue"/>
           <w:noProof/>
-          <w:color w:val="001D35"/>
+          <w:color w:val="000000" w:themeColor="text1"/>
           <w:sz w:val="40"/>
           <w:szCs w:val="40"/>
         </w:rPr>
@@ -1645,77 +1527,171 @@
           <w:rFonts w:ascii="Helvetica Neue" w:hAnsi="Helvetica Neue"/>
           <w:b w:val="0"/>
           <w:bCs w:val="0"/>
+          <w:color w:val="000000" w:themeColor="text1"/>
+          <w:sz w:val="40"/>
+          <w:szCs w:val="40"/>
+        </w:rPr>
+        <w:t xml:space="preserve">Add an </w:t>
+      </w:r>
+      <w:r>
+        <w:rPr>
+          <w:rStyle w:val="Strong"/>
+          <w:rFonts w:ascii="Helvetica Neue" w:hAnsi="Helvetica Neue"/>
+          <w:color w:val="FF9300"/>
+          <w:sz w:val="40"/>
+          <w:szCs w:val="40"/>
+        </w:rPr>
+        <w:t>if</w:t>
+      </w:r>
+      <w:proofErr w:type="gramStart"/>
+      <w:r>
+        <w:rPr>
+          <w:rStyle w:val="Strong"/>
+          <w:rFonts w:ascii="Helvetica Neue" w:hAnsi="Helvetica Neue"/>
+          <w:color w:val="FF9300"/>
+          <w:sz w:val="40"/>
+          <w:szCs w:val="40"/>
+        </w:rPr>
+        <w:t xml:space="preserve"> ..</w:t>
+      </w:r>
+      <w:proofErr w:type="gramEnd"/>
+      <w:r>
+        <w:rPr>
+          <w:rStyle w:val="Strong"/>
+          <w:rFonts w:ascii="Helvetica Neue" w:hAnsi="Helvetica Neue"/>
+          <w:color w:val="FF9300"/>
+          <w:sz w:val="40"/>
+          <w:szCs w:val="40"/>
+        </w:rPr>
+        <w:t xml:space="preserve"> else</w:t>
+      </w:r>
+      <w:r>
+        <w:rPr>
+          <w:rStyle w:val="Strong"/>
+          <w:rFonts w:ascii="Helvetica Neue" w:hAnsi="Helvetica Neue"/>
+          <w:b w:val="0"/>
+          <w:bCs w:val="0"/>
+          <w:color w:val="C45911" w:themeColor="accent2" w:themeShade="BF"/>
+          <w:sz w:val="40"/>
+          <w:szCs w:val="40"/>
+        </w:rPr>
+        <w:t xml:space="preserve"> </w:t>
+      </w:r>
+      <w:r>
+        <w:rPr>
+          <w:rStyle w:val="Strong"/>
+          <w:rFonts w:ascii="Helvetica Neue" w:hAnsi="Helvetica Neue"/>
+          <w:b w:val="0"/>
+          <w:bCs w:val="0"/>
+          <w:color w:val="000000" w:themeColor="text1"/>
+          <w:sz w:val="40"/>
+          <w:szCs w:val="40"/>
+        </w:rPr>
+        <w:t xml:space="preserve">around the </w:t>
+      </w:r>
+      <w:r>
+        <w:rPr>
+          <w:rStyle w:val="Strong"/>
+          <w:rFonts w:ascii="Helvetica Neue" w:hAnsi="Helvetica Neue"/>
+          <w:color w:val="00B050"/>
+          <w:sz w:val="40"/>
+          <w:szCs w:val="40"/>
+        </w:rPr>
+        <w:t>note</w:t>
+      </w:r>
+      <w:r>
+        <w:rPr>
+          <w:rStyle w:val="Strong"/>
+          <w:rFonts w:ascii="Helvetica Neue" w:hAnsi="Helvetica Neue"/>
+          <w:b w:val="0"/>
+          <w:bCs w:val="0"/>
+          <w:color w:val="00B050"/>
+          <w:sz w:val="40"/>
+          <w:szCs w:val="40"/>
+        </w:rPr>
+        <w:t xml:space="preserve"> </w:t>
+      </w:r>
+      <w:r>
+        <w:rPr>
+          <w:rStyle w:val="Strong"/>
+          <w:rFonts w:ascii="Helvetica Neue" w:hAnsi="Helvetica Neue"/>
+          <w:b w:val="0"/>
+          <w:bCs w:val="0"/>
+          <w:color w:val="000000" w:themeColor="text1"/>
+          <w:sz w:val="40"/>
+          <w:szCs w:val="40"/>
+        </w:rPr>
+        <w:t>so that it only plays on “</w:t>
+      </w:r>
+      <w:r>
+        <w:rPr>
+          <w:rStyle w:val="Strong"/>
+          <w:rFonts w:ascii="Helvetica Neue" w:hAnsi="Helvetica Neue"/>
+          <w:b w:val="0"/>
+          <w:bCs w:val="0"/>
+          <w:i/>
+          <w:iCs/>
+          <w:color w:val="000000" w:themeColor="text1"/>
+          <w:sz w:val="40"/>
+          <w:szCs w:val="40"/>
+        </w:rPr>
+        <w:t>The One</w:t>
+      </w:r>
+      <w:r>
+        <w:rPr>
+          <w:rStyle w:val="Strong"/>
+          <w:rFonts w:ascii="Helvetica Neue" w:hAnsi="Helvetica Neue"/>
+          <w:b w:val="0"/>
+          <w:bCs w:val="0"/>
+          <w:color w:val="000000" w:themeColor="text1"/>
+          <w:sz w:val="40"/>
+          <w:szCs w:val="40"/>
+        </w:rPr>
+        <w:t>.” If it doesn’t play (</w:t>
+      </w:r>
+      <w:r>
+        <w:rPr>
+          <w:rStyle w:val="Strong"/>
+          <w:rFonts w:ascii="Helvetica Neue" w:hAnsi="Helvetica Neue"/>
+          <w:color w:val="FF9300"/>
+          <w:sz w:val="40"/>
+          <w:szCs w:val="40"/>
+        </w:rPr>
+        <w:t>else</w:t>
+      </w:r>
+      <w:r>
+        <w:rPr>
+          <w:rStyle w:val="Strong"/>
+          <w:rFonts w:ascii="Helvetica Neue" w:hAnsi="Helvetica Neue"/>
+          <w:b w:val="0"/>
+          <w:bCs w:val="0"/>
+          <w:color w:val="000000" w:themeColor="text1"/>
+          <w:sz w:val="40"/>
+          <w:szCs w:val="40"/>
+        </w:rPr>
+        <w:t>) add a</w:t>
+      </w:r>
+      <w:r>
+        <w:rPr>
+          <w:rStyle w:val="Strong"/>
+          <w:rFonts w:ascii="Helvetica Neue" w:hAnsi="Helvetica Neue"/>
+          <w:b w:val="0"/>
+          <w:bCs w:val="0"/>
           <w:color w:val="001D35"/>
           <w:sz w:val="40"/>
           <w:szCs w:val="40"/>
         </w:rPr>
-        <w:t xml:space="preserve">Add an </w:t>
-      </w:r>
-      <w:r>
-        <w:rPr>
-          <w:rStyle w:val="Strong"/>
-          <w:rFonts w:ascii="Helvetica Neue" w:hAnsi="Helvetica Neue"/>
-          <w:color w:val="FF9300"/>
-          <w:sz w:val="40"/>
-          <w:szCs w:val="40"/>
-        </w:rPr>
-        <w:t>if</w:t>
-      </w:r>
-      <w:proofErr w:type="gramStart"/>
-      <w:r>
-        <w:rPr>
-          <w:rStyle w:val="Strong"/>
-          <w:rFonts w:ascii="Helvetica Neue" w:hAnsi="Helvetica Neue"/>
-          <w:color w:val="FF9300"/>
-          <w:sz w:val="40"/>
-          <w:szCs w:val="40"/>
-        </w:rPr>
-        <w:t xml:space="preserve"> ..</w:t>
-      </w:r>
-      <w:proofErr w:type="gramEnd"/>
-      <w:r>
-        <w:rPr>
-          <w:rStyle w:val="Strong"/>
-          <w:rFonts w:ascii="Helvetica Neue" w:hAnsi="Helvetica Neue"/>
-          <w:color w:val="FF9300"/>
-          <w:sz w:val="40"/>
-          <w:szCs w:val="40"/>
-        </w:rPr>
-        <w:t xml:space="preserve"> else</w:t>
-      </w:r>
-      <w:r>
-        <w:rPr>
-          <w:rStyle w:val="Strong"/>
-          <w:rFonts w:ascii="Helvetica Neue" w:hAnsi="Helvetica Neue"/>
-          <w:b w:val="0"/>
-          <w:bCs w:val="0"/>
-          <w:color w:val="C45911" w:themeColor="accent2" w:themeShade="BF"/>
-          <w:sz w:val="40"/>
-          <w:szCs w:val="40"/>
-        </w:rPr>
         <w:t xml:space="preserve"> </w:t>
       </w:r>
       <w:r>
         <w:rPr>
           <w:rStyle w:val="Strong"/>
           <w:rFonts w:ascii="Helvetica Neue" w:hAnsi="Helvetica Neue"/>
-          <w:b w:val="0"/>
-          <w:bCs w:val="0"/>
-          <w:color w:val="001D35"/>
-          <w:sz w:val="40"/>
-          <w:szCs w:val="40"/>
-        </w:rPr>
-        <w:t xml:space="preserve">around the </w:t>
-      </w:r>
-      <w:r>
-        <w:rPr>
-          <w:rStyle w:val="Strong"/>
-          <w:rFonts w:ascii="Helvetica Neue" w:hAnsi="Helvetica Neue"/>
           <w:color w:val="00B050"/>
           <w:sz w:val="40"/>
           <w:szCs w:val="40"/>
         </w:rPr>
-        <w:t>note</w:t>
+        <w:t>rest</w:t>
       </w:r>
       <w:r>
         <w:rPr>
@@ -1735,89 +1711,7 @@
           <w:rFonts w:ascii="Helvetica Neue" w:hAnsi="Helvetica Neue"/>
           <w:b w:val="0"/>
           <w:bCs w:val="0"/>
-          <w:color w:val="001D35"/>
-          <w:sz w:val="40"/>
-          <w:szCs w:val="40"/>
-        </w:rPr>
-        <w:t>so that it only plays on “</w:t>
-      </w:r>
-      <w:r>
-        <w:rPr>
-          <w:rStyle w:val="Strong"/>
-          <w:rFonts w:ascii="Helvetica Neue" w:hAnsi="Helvetica Neue"/>
-          <w:b w:val="0"/>
-          <w:bCs w:val="0"/>
-          <w:i/>
-          <w:iCs/>
-          <w:color w:val="001D35"/>
-          <w:sz w:val="40"/>
-          <w:szCs w:val="40"/>
-        </w:rPr>
-        <w:t>The One</w:t>
-      </w:r>
-      <w:r>
-        <w:rPr>
-          <w:rStyle w:val="Strong"/>
-          <w:rFonts w:ascii="Helvetica Neue" w:hAnsi="Helvetica Neue"/>
-          <w:b w:val="0"/>
-          <w:bCs w:val="0"/>
-          <w:color w:val="001D35"/>
-          <w:sz w:val="40"/>
-          <w:szCs w:val="40"/>
-        </w:rPr>
-        <w:t>.” If it doesn’t play (</w:t>
-      </w:r>
-      <w:r>
-        <w:rPr>
-          <w:rStyle w:val="Strong"/>
-          <w:rFonts w:ascii="Helvetica Neue" w:hAnsi="Helvetica Neue"/>
-          <w:color w:val="FF9300"/>
-          <w:sz w:val="40"/>
-          <w:szCs w:val="40"/>
-        </w:rPr>
-        <w:t>else</w:t>
-      </w:r>
-      <w:r>
-        <w:rPr>
-          <w:rStyle w:val="Strong"/>
-          <w:rFonts w:ascii="Helvetica Neue" w:hAnsi="Helvetica Neue"/>
-          <w:b w:val="0"/>
-          <w:bCs w:val="0"/>
-          <w:color w:val="001D35"/>
-          <w:sz w:val="40"/>
-          <w:szCs w:val="40"/>
-        </w:rPr>
-        <w:t xml:space="preserve">) add a </w:t>
-      </w:r>
-      <w:r>
-        <w:rPr>
-          <w:rStyle w:val="Strong"/>
-          <w:rFonts w:ascii="Helvetica Neue" w:hAnsi="Helvetica Neue"/>
-          <w:color w:val="00B050"/>
-          <w:sz w:val="40"/>
-          <w:szCs w:val="40"/>
-        </w:rPr>
-        <w:t>rest</w:t>
-      </w:r>
-      <w:r>
-        <w:rPr>
-          <w:rStyle w:val="Strong"/>
-          <w:rFonts w:ascii="Helvetica Neue" w:hAnsi="Helvetica Neue"/>
-          <w:b w:val="0"/>
-          <w:bCs w:val="0"/>
-          <w:color w:val="00B050"/>
-          <w:sz w:val="40"/>
-          <w:szCs w:val="40"/>
-        </w:rPr>
-        <w:t xml:space="preserve"> </w:t>
-      </w:r>
-      <w:r>
-        <w:rPr>
-          <w:rStyle w:val="Strong"/>
-          <w:rFonts w:ascii="Helvetica Neue" w:hAnsi="Helvetica Neue"/>
-          <w:b w:val="0"/>
-          <w:bCs w:val="0"/>
-          <w:color w:val="001D35"/>
+          <w:color w:val="000000" w:themeColor="text1"/>
           <w:sz w:val="40"/>
           <w:szCs w:val="40"/>
         </w:rPr>
@@ -1835,20 +1729,20 @@
           <w:bCs w:val="0"/>
           <w:i/>
           <w:iCs/>
-          <w:color w:val="001D35"/>
-          <w:sz w:val="36"/>
-          <w:szCs w:val="36"/>
-        </w:rPr>
-      </w:pPr>
-      <w:r>
-        <w:rPr>
-          <w:rStyle w:val="Strong"/>
-          <w:rFonts w:ascii="Helvetica Neue" w:hAnsi="Helvetica Neue"/>
-          <w:b w:val="0"/>
-          <w:bCs w:val="0"/>
-          <w:i/>
-          <w:iCs/>
-          <w:color w:val="001D35"/>
+          <w:color w:val="000000" w:themeColor="text1"/>
+          <w:sz w:val="36"/>
+          <w:szCs w:val="36"/>
+        </w:rPr>
+      </w:pPr>
+      <w:r>
+        <w:rPr>
+          <w:rStyle w:val="Strong"/>
+          <w:rFonts w:ascii="Helvetica Neue" w:hAnsi="Helvetica Neue"/>
+          <w:b w:val="0"/>
+          <w:bCs w:val="0"/>
+          <w:i/>
+          <w:iCs/>
+          <w:color w:val="000000" w:themeColor="text1"/>
           <w:sz w:val="36"/>
           <w:szCs w:val="36"/>
         </w:rPr>
@@ -1860,7 +1754,7 @@
           <w:rFonts w:ascii="Helvetica Neue" w:hAnsi="Helvetica Neue"/>
           <w:i/>
           <w:iCs/>
-          <w:color w:val="001D35"/>
+          <w:color w:val="000000" w:themeColor="text1"/>
           <w:sz w:val="36"/>
           <w:szCs w:val="36"/>
         </w:rPr>
@@ -1874,7 +1768,7 @@
           <w:bCs w:val="0"/>
           <w:i/>
           <w:iCs/>
-          <w:color w:val="001D35"/>
+          <w:color w:val="000000" w:themeColor="text1"/>
           <w:sz w:val="36"/>
           <w:szCs w:val="36"/>
         </w:rPr>
@@ -1906,11 +1800,23 @@
           <w:rFonts w:ascii="Helvetica Neue" w:hAnsi="Helvetica Neue"/>
           <w:b w:val="0"/>
           <w:bCs w:val="0"/>
+          <w:color w:val="000000" w:themeColor="text1"/>
+          <w:sz w:val="40"/>
+          <w:szCs w:val="40"/>
+        </w:rPr>
+        <w:t>We want the bar to repeat so put this loop and the setup of the loop variable inside another</w:t>
+      </w:r>
+      <w:r>
+        <w:rPr>
+          <w:rStyle w:val="Strong"/>
+          <w:rFonts w:ascii="Helvetica Neue" w:hAnsi="Helvetica Neue"/>
+          <w:b w:val="0"/>
+          <w:bCs w:val="0"/>
           <w:color w:val="001D35"/>
           <w:sz w:val="40"/>
           <w:szCs w:val="40"/>
         </w:rPr>
-        <w:t xml:space="preserve">We want the bar to repeat so put this loop and the setup of the loop variable inside another </w:t>
+        <w:t xml:space="preserve"> </w:t>
       </w:r>
       <w:r>
         <w:rPr>
@@ -1940,7 +1846,7 @@
           <w:rFonts w:ascii="Helvetica Neue" w:hAnsi="Helvetica Neue"/>
           <w:b w:val="0"/>
           <w:bCs w:val="0"/>
-          <w:color w:val="001D35"/>
+          <w:color w:val="000000" w:themeColor="text1"/>
           <w:sz w:val="40"/>
           <w:szCs w:val="40"/>
         </w:rPr>
@@ -1956,7 +1862,7 @@
           <w:rFonts w:ascii="Helvetica Neue" w:hAnsi="Helvetica Neue"/>
           <w:i/>
           <w:iCs/>
-          <w:color w:val="001D35"/>
+          <w:color w:val="000000" w:themeColor="text1"/>
           <w:sz w:val="44"/>
           <w:szCs w:val="44"/>
         </w:rPr>
@@ -1969,7 +1875,7 @@
           <w:bCs w:val="0"/>
           <w:i/>
           <w:iCs/>
-          <w:color w:val="001D35"/>
+          <w:color w:val="000000" w:themeColor="text1"/>
           <w:sz w:val="36"/>
           <w:szCs w:val="36"/>
         </w:rPr>
@@ -1983,7 +1889,7 @@
           <w:bCs w:val="0"/>
           <w:i/>
           <w:iCs/>
-          <w:color w:val="001D35"/>
+          <w:color w:val="000000" w:themeColor="text1"/>
           <w:sz w:val="36"/>
           <w:szCs w:val="36"/>
         </w:rPr>
@@ -1997,7 +1903,7 @@
           <w:bCs w:val="0"/>
           <w:i/>
           <w:iCs/>
-          <w:color w:val="001D35"/>
+          <w:color w:val="000000" w:themeColor="text1"/>
           <w:sz w:val="36"/>
           <w:szCs w:val="36"/>
         </w:rPr>
@@ -2011,7 +1917,7 @@
           <w:bCs w:val="0"/>
           <w:i/>
           <w:iCs/>
-          <w:color w:val="001D35"/>
+          <w:color w:val="000000" w:themeColor="text1"/>
           <w:sz w:val="36"/>
           <w:szCs w:val="36"/>
         </w:rPr>
@@ -2023,7 +1929,7 @@
           <w:rFonts w:ascii="Helvetica Neue" w:hAnsi="Helvetica Neue"/>
           <w:i/>
           <w:iCs/>
-          <w:color w:val="001D35"/>
+          <w:color w:val="000000" w:themeColor="text1"/>
           <w:sz w:val="36"/>
           <w:szCs w:val="36"/>
         </w:rPr>
@@ -2037,7 +1943,7 @@
           <w:bCs w:val="0"/>
           <w:i/>
           <w:iCs/>
-          <w:color w:val="001D35"/>
+          <w:color w:val="000000" w:themeColor="text1"/>
           <w:sz w:val="36"/>
           <w:szCs w:val="36"/>
         </w:rPr>
@@ -2051,7 +1957,7 @@
           <w:bCs w:val="0"/>
           <w:i/>
           <w:iCs/>
-          <w:color w:val="001D35"/>
+          <w:color w:val="000000" w:themeColor="text1"/>
           <w:sz w:val="36"/>
           <w:szCs w:val="36"/>
         </w:rPr>
@@ -2065,7 +1971,7 @@
           <w:bCs w:val="0"/>
           <w:i/>
           <w:iCs/>
-          <w:color w:val="001D35"/>
+          <w:color w:val="000000" w:themeColor="text1"/>
           <w:sz w:val="36"/>
           <w:szCs w:val="36"/>
         </w:rPr>
@@ -2278,25 +2184,14 @@
         </w:rPr>
         <w:t xml:space="preserve">Have fun looping! </w:t>
       </w:r>
-      <w:proofErr w:type="gramStart"/>
-      <w:r>
-        <w:rPr>
-          <w:i/>
-          <w:iCs/>
-          <w:sz w:val="36"/>
-          <w:szCs w:val="36"/>
-        </w:rPr>
-        <w:t>You</w:t>
-      </w:r>
-      <w:proofErr w:type="gramEnd"/>
-      <w:r>
-        <w:rPr>
-          <w:i/>
-          <w:iCs/>
-          <w:sz w:val="36"/>
-          <w:szCs w:val="36"/>
-        </w:rPr>
-        <w:t xml:space="preserve"> can always change the tempo by dragging a set tempo block onto your code space and just click on it</w:t>
+      <w:r>
+        <w:rPr>
+          <w:i/>
+          <w:iCs/>
+          <w:sz w:val="36"/>
+          <w:szCs w:val="36"/>
+        </w:rPr>
+        <w:t>You can always change the tempo by dragging a set tempo block onto your code space and just click on it</w:t>
       </w:r>
       <w:r>
         <w:rPr>

--- a/scratch/scratch-looper.docx
+++ b/scratch/scratch-looper.docx
@@ -1154,18 +1154,36 @@
           <w:szCs w:val="36"/>
         </w:rPr>
       </w:pPr>
-      <w:r>
-        <w:rPr>
-          <w:rStyle w:val="Strong"/>
-          <w:rFonts w:ascii="Helvetica Neue" w:hAnsi="Helvetica Neue"/>
-          <w:b w:val="0"/>
-          <w:bCs w:val="0"/>
-          <w:i/>
-          <w:iCs/>
-          <w:color w:val="000000" w:themeColor="text1"/>
-          <w:sz w:val="36"/>
-          <w:szCs w:val="36"/>
-        </w:rPr>
+    </w:p>
+    <w:p>
+      <w:pPr>
+        <w:pStyle w:val="z1qcye"/>
+        <w:spacing w:before="120" w:beforeAutospacing="0" w:after="120" w:afterAutospacing="0"/>
+        <w:rPr>
+          <w:rStyle w:val="Strong"/>
+          <w:rFonts w:ascii="Helvetica Neue" w:hAnsi="Helvetica Neue"/>
+          <w:b w:val="0"/>
+          <w:bCs w:val="0"/>
+          <w:i/>
+          <w:iCs/>
+          <w:color w:val="000000" w:themeColor="text1"/>
+          <w:sz w:val="36"/>
+          <w:szCs w:val="36"/>
+        </w:rPr>
+      </w:pPr>
+      <w:r>
+        <w:rPr>
+          <w:rStyle w:val="Strong"/>
+          <w:rFonts w:ascii="Helvetica Neue" w:hAnsi="Helvetica Neue"/>
+          <w:b w:val="0"/>
+          <w:bCs w:val="0"/>
+          <w:i/>
+          <w:iCs/>
+          <w:color w:val="000000" w:themeColor="text1"/>
+          <w:sz w:val="36"/>
+          <w:szCs w:val="36"/>
+        </w:rPr>
+        <w:lastRenderedPageBreak/>
         <w:t>Musicians call the first beat of the bar “</w:t>
       </w:r>
       <w:r>
@@ -1205,6 +1223,72 @@
           <w:szCs w:val="36"/>
         </w:rPr>
         <w:t>”</w:t>
+      </w:r>
+    </w:p>
+    <w:p>
+      <w:pPr>
+        <w:pStyle w:val="z1qcye"/>
+        <w:numPr>
+          <w:ilvl w:val="0"/>
+          <w:numId w:val="13"/>
+        </w:numPr>
+        <w:spacing w:before="120" w:beforeAutospacing="0" w:after="120" w:afterAutospacing="0"/>
+        <w:ind w:left="426" w:right="-903" w:hanging="426"/>
+        <w:rPr>
+          <w:rStyle w:val="Strong"/>
+          <w:rFonts w:ascii="Helvetica Neue" w:hAnsi="Helvetica Neue"/>
+          <w:b w:val="0"/>
+          <w:bCs w:val="0"/>
+          <w:color w:val="001D35"/>
+          <w:sz w:val="40"/>
+          <w:szCs w:val="40"/>
+        </w:rPr>
+      </w:pPr>
+      <w:r>
+        <w:rPr>
+          <w:rStyle w:val="Strong"/>
+          <w:rFonts w:ascii="Helvetica Neue" w:hAnsi="Helvetica Neue"/>
+          <w:b w:val="0"/>
+          <w:bCs w:val="0"/>
+          <w:color w:val="000000" w:themeColor="text1"/>
+          <w:sz w:val="40"/>
+          <w:szCs w:val="40"/>
+        </w:rPr>
+        <w:t>To play on “The One” y</w:t>
+      </w:r>
+      <w:r>
+        <w:rPr>
+          <w:rStyle w:val="Strong"/>
+          <w:rFonts w:ascii="Helvetica Neue" w:hAnsi="Helvetica Neue"/>
+          <w:b w:val="0"/>
+          <w:bCs w:val="0"/>
+          <w:color w:val="000000" w:themeColor="text1"/>
+          <w:sz w:val="40"/>
+          <w:szCs w:val="40"/>
+        </w:rPr>
+        <w:t xml:space="preserve">ou’ll need to count the beats in the bar. Create a loop variable called </w:t>
+      </w:r>
+      <w:r>
+        <w:rPr>
+          <w:rStyle w:val="Strong"/>
+          <w:rFonts w:ascii="Helvetica Neue" w:hAnsi="Helvetica Neue"/>
+          <w:color w:val="C45911" w:themeColor="accent2" w:themeShade="BF"/>
+          <w:sz w:val="40"/>
+          <w:szCs w:val="40"/>
+        </w:rPr>
+        <w:t>beats</w:t>
+      </w:r>
+      <w:r>
+        <w:rPr>
+          <w:rStyle w:val="Strong"/>
+          <w:rFonts w:ascii="Helvetica Neue" w:hAnsi="Helvetica Neue"/>
+          <w:b w:val="0"/>
+          <w:bCs w:val="0"/>
+          <w:color w:val="001D35"/>
+          <w:sz w:val="40"/>
+          <w:szCs w:val="40"/>
+        </w:rPr>
+        <w:t>.</w:t>
       </w:r>
     </w:p>
     <w:p>
@@ -1221,230 +1305,7 @@
           <w:rFonts w:ascii="Helvetica Neue" w:hAnsi="Helvetica Neue"/>
           <w:b w:val="0"/>
           <w:bCs w:val="0"/>
-          <w:color w:val="001D35"/>
-          <w:sz w:val="40"/>
-          <w:szCs w:val="40"/>
-        </w:rPr>
-      </w:pPr>
-      <w:r>
-        <w:rPr>
-          <w:rStyle w:val="Strong"/>
-          <w:rFonts w:ascii="Helvetica Neue" w:hAnsi="Helvetica Neue"/>
-          <w:b w:val="0"/>
-          <w:bCs w:val="0"/>
-          <w:color w:val="000000" w:themeColor="text1"/>
-          <w:sz w:val="40"/>
-          <w:szCs w:val="40"/>
-        </w:rPr>
-        <w:lastRenderedPageBreak/>
-        <w:t xml:space="preserve">You’ll need to count the beats in the bar. Create a loop variable called </w:t>
-      </w:r>
-      <w:r>
-        <w:rPr>
-          <w:rStyle w:val="Strong"/>
-          <w:rFonts w:ascii="Helvetica Neue" w:hAnsi="Helvetica Neue"/>
-          <w:color w:val="C45911" w:themeColor="accent2" w:themeShade="BF"/>
-          <w:sz w:val="40"/>
-          <w:szCs w:val="40"/>
-        </w:rPr>
-        <w:t>beats</w:t>
-      </w:r>
-      <w:r>
-        <w:rPr>
-          <w:rStyle w:val="Strong"/>
-          <w:rFonts w:ascii="Helvetica Neue" w:hAnsi="Helvetica Neue"/>
-          <w:b w:val="0"/>
-          <w:bCs w:val="0"/>
-          <w:color w:val="001D35"/>
-          <w:sz w:val="40"/>
-          <w:szCs w:val="40"/>
-        </w:rPr>
-        <w:t>.</w:t>
-      </w:r>
-    </w:p>
-    <w:p>
-      <w:pPr>
-        <w:pStyle w:val="z1qcye"/>
-        <w:numPr>
-          <w:ilvl w:val="0"/>
-          <w:numId w:val="13"/>
-        </w:numPr>
-        <w:spacing w:before="120" w:beforeAutospacing="0" w:after="120" w:afterAutospacing="0"/>
-        <w:ind w:left="426" w:hanging="426"/>
-        <w:rPr>
-          <w:rStyle w:val="Strong"/>
-          <w:rFonts w:ascii="Helvetica Neue" w:hAnsi="Helvetica Neue"/>
-          <w:b w:val="0"/>
-          <w:bCs w:val="0"/>
-          <w:color w:val="000000" w:themeColor="text1"/>
-          <w:sz w:val="40"/>
-          <w:szCs w:val="40"/>
-        </w:rPr>
-      </w:pPr>
-      <w:r>
-        <w:rPr>
-          <w:rStyle w:val="Strong"/>
-          <w:rFonts w:ascii="Helvetica Neue" w:hAnsi="Helvetica Neue"/>
-          <w:b w:val="0"/>
-          <w:bCs w:val="0"/>
-          <w:color w:val="000000" w:themeColor="text1"/>
-          <w:sz w:val="40"/>
-          <w:szCs w:val="40"/>
-        </w:rPr>
-        <w:t>To count 1, 2, 3, 4</w:t>
-      </w:r>
-      <w:r>
-        <w:rPr>
-          <w:rStyle w:val="Strong"/>
-          <w:rFonts w:ascii="Helvetica Neue" w:hAnsi="Helvetica Neue"/>
-          <w:b w:val="0"/>
-          <w:bCs w:val="0"/>
-          <w:color w:val="000000" w:themeColor="text1"/>
-          <w:sz w:val="40"/>
-          <w:szCs w:val="40"/>
-        </w:rPr>
-        <w:t>,</w:t>
-      </w:r>
-      <w:r>
-        <w:rPr>
-          <w:rStyle w:val="Strong"/>
-          <w:rFonts w:ascii="Helvetica Neue" w:hAnsi="Helvetica Neue"/>
-          <w:b w:val="0"/>
-          <w:bCs w:val="0"/>
-          <w:color w:val="000000" w:themeColor="text1"/>
-          <w:sz w:val="40"/>
-          <w:szCs w:val="40"/>
-        </w:rPr>
-        <w:t xml:space="preserve"> set </w:t>
-      </w:r>
-      <w:r>
-        <w:rPr>
-          <w:rStyle w:val="Strong"/>
-          <w:rFonts w:ascii="Helvetica Neue" w:hAnsi="Helvetica Neue"/>
-          <w:color w:val="C45911" w:themeColor="accent2" w:themeShade="BF"/>
-          <w:sz w:val="40"/>
-          <w:szCs w:val="40"/>
-        </w:rPr>
-        <w:t>beats</w:t>
-      </w:r>
-      <w:r>
-        <w:rPr>
-          <w:rStyle w:val="Strong"/>
-          <w:rFonts w:ascii="Helvetica Neue" w:hAnsi="Helvetica Neue"/>
-          <w:b w:val="0"/>
-          <w:bCs w:val="0"/>
-          <w:color w:val="C45911" w:themeColor="accent2" w:themeShade="BF"/>
-          <w:sz w:val="40"/>
-          <w:szCs w:val="40"/>
-        </w:rPr>
-        <w:t xml:space="preserve"> </w:t>
-      </w:r>
-      <w:r>
-        <w:rPr>
-          <w:rStyle w:val="Strong"/>
-          <w:rFonts w:ascii="Helvetica Neue" w:hAnsi="Helvetica Neue"/>
-          <w:b w:val="0"/>
-          <w:bCs w:val="0"/>
-          <w:color w:val="000000" w:themeColor="text1"/>
-          <w:sz w:val="40"/>
-          <w:szCs w:val="40"/>
-        </w:rPr>
-        <w:t>to 1 before you enter the loop and</w:t>
-      </w:r>
-      <w:r>
-        <w:rPr>
-          <w:rStyle w:val="Strong"/>
-          <w:rFonts w:ascii="Helvetica Neue" w:hAnsi="Helvetica Neue"/>
-          <w:b w:val="0"/>
-          <w:bCs w:val="0"/>
-          <w:color w:val="001D35"/>
-          <w:sz w:val="40"/>
-          <w:szCs w:val="40"/>
-        </w:rPr>
-        <w:t xml:space="preserve"> </w:t>
-      </w:r>
-      <w:r>
-        <w:rPr>
-          <w:rStyle w:val="Strong"/>
-          <w:rFonts w:ascii="Helvetica Neue" w:hAnsi="Helvetica Neue"/>
-          <w:color w:val="C45911" w:themeColor="accent2" w:themeShade="BF"/>
-          <w:sz w:val="40"/>
-          <w:szCs w:val="40"/>
-        </w:rPr>
-        <w:t>change</w:t>
-      </w:r>
-      <w:r>
-        <w:rPr>
-          <w:rStyle w:val="Strong"/>
-          <w:rFonts w:ascii="Helvetica Neue" w:hAnsi="Helvetica Neue"/>
-          <w:b w:val="0"/>
-          <w:bCs w:val="0"/>
-          <w:color w:val="001D35"/>
-          <w:sz w:val="40"/>
-          <w:szCs w:val="40"/>
-        </w:rPr>
-        <w:t xml:space="preserve"> </w:t>
-      </w:r>
-      <w:r>
-        <w:rPr>
-          <w:rStyle w:val="Strong"/>
-          <w:rFonts w:ascii="Helvetica Neue" w:hAnsi="Helvetica Neue"/>
-          <w:color w:val="C45911" w:themeColor="accent2" w:themeShade="BF"/>
-          <w:sz w:val="40"/>
-          <w:szCs w:val="40"/>
-        </w:rPr>
-        <w:t>beat</w:t>
-      </w:r>
-      <w:r>
-        <w:rPr>
-          <w:rStyle w:val="Strong"/>
-          <w:rFonts w:ascii="Helvetica Neue" w:hAnsi="Helvetica Neue"/>
-          <w:color w:val="C45911" w:themeColor="accent2" w:themeShade="BF"/>
-          <w:sz w:val="40"/>
-          <w:szCs w:val="40"/>
-        </w:rPr>
-        <w:t xml:space="preserve"> by 1</w:t>
-      </w:r>
-      <w:r>
-        <w:rPr>
-          <w:rStyle w:val="Strong"/>
-          <w:rFonts w:ascii="Helvetica Neue" w:hAnsi="Helvetica Neue"/>
-          <w:b w:val="0"/>
-          <w:bCs w:val="0"/>
-          <w:color w:val="C45911" w:themeColor="accent2" w:themeShade="BF"/>
-          <w:sz w:val="40"/>
-          <w:szCs w:val="40"/>
-        </w:rPr>
-        <w:t xml:space="preserve"> </w:t>
-      </w:r>
-      <w:r>
-        <w:rPr>
-          <w:rStyle w:val="Strong"/>
-          <w:rFonts w:ascii="Helvetica Neue" w:hAnsi="Helvetica Neue"/>
-          <w:b w:val="0"/>
-          <w:bCs w:val="0"/>
-          <w:color w:val="000000" w:themeColor="text1"/>
-          <w:sz w:val="40"/>
-          <w:szCs w:val="40"/>
-        </w:rPr>
-        <w:t>as the last thing in the loop.</w:t>
-      </w:r>
-    </w:p>
-    <w:p>
-      <w:pPr>
-        <w:pStyle w:val="z1qcye"/>
-        <w:numPr>
-          <w:ilvl w:val="0"/>
-          <w:numId w:val="13"/>
-        </w:numPr>
-        <w:spacing w:before="120" w:beforeAutospacing="0" w:after="120" w:afterAutospacing="0"/>
-        <w:ind w:left="426" w:hanging="426"/>
-        <w:rPr>
-          <w:rStyle w:val="Strong"/>
-          <w:rFonts w:ascii="Helvetica Neue" w:hAnsi="Helvetica Neue"/>
-          <w:b w:val="0"/>
-          <w:bCs w:val="0"/>
-          <w:color w:val="001D35"/>
+          <w:color w:val="000000" w:themeColor="text1"/>
           <w:sz w:val="40"/>
           <w:szCs w:val="40"/>
         </w:rPr>
@@ -1458,13 +1319,13 @@
           <w:szCs w:val="40"/>
         </w:rPr>
         <w:drawing>
-          <wp:anchor distT="0" distB="0" distL="114300" distR="114300" simplePos="0" relativeHeight="251689984" behindDoc="1" locked="0" layoutInCell="1" allowOverlap="1" wp14:anchorId="3173A9EB" wp14:editId="452B1F35">
+          <wp:anchor distT="0" distB="0" distL="114300" distR="114300" simplePos="0" relativeHeight="251689984" behindDoc="1" locked="0" layoutInCell="1" allowOverlap="1" wp14:anchorId="3173A9EB" wp14:editId="6AAA9071">
             <wp:simplePos x="0" y="0"/>
             <wp:positionH relativeFrom="column">
-              <wp:posOffset>2637546</wp:posOffset>
+              <wp:posOffset>2637155</wp:posOffset>
             </wp:positionH>
             <wp:positionV relativeFrom="paragraph">
-              <wp:posOffset>122652</wp:posOffset>
+              <wp:posOffset>804985</wp:posOffset>
             </wp:positionV>
             <wp:extent cx="3962400" cy="1333500"/>
             <wp:effectExtent l="0" t="0" r="0" b="0"/>
@@ -1531,50 +1392,52 @@
           <w:sz w:val="40"/>
           <w:szCs w:val="40"/>
         </w:rPr>
-        <w:t xml:space="preserve">Add an </w:t>
-      </w:r>
-      <w:r>
-        <w:rPr>
-          <w:rStyle w:val="Strong"/>
-          <w:rFonts w:ascii="Helvetica Neue" w:hAnsi="Helvetica Neue"/>
-          <w:color w:val="FF9300"/>
-          <w:sz w:val="40"/>
-          <w:szCs w:val="40"/>
-        </w:rPr>
-        <w:t>if</w:t>
-      </w:r>
-      <w:proofErr w:type="gramStart"/>
-      <w:r>
-        <w:rPr>
-          <w:rStyle w:val="Strong"/>
-          <w:rFonts w:ascii="Helvetica Neue" w:hAnsi="Helvetica Neue"/>
-          <w:color w:val="FF9300"/>
-          <w:sz w:val="40"/>
-          <w:szCs w:val="40"/>
-        </w:rPr>
-        <w:t xml:space="preserve"> ..</w:t>
-      </w:r>
-      <w:proofErr w:type="gramEnd"/>
-      <w:r>
-        <w:rPr>
-          <w:rStyle w:val="Strong"/>
-          <w:rFonts w:ascii="Helvetica Neue" w:hAnsi="Helvetica Neue"/>
-          <w:color w:val="FF9300"/>
-          <w:sz w:val="40"/>
-          <w:szCs w:val="40"/>
-        </w:rPr>
-        <w:t xml:space="preserve"> else</w:t>
-      </w:r>
-      <w:r>
-        <w:rPr>
-          <w:rStyle w:val="Strong"/>
-          <w:rFonts w:ascii="Helvetica Neue" w:hAnsi="Helvetica Neue"/>
-          <w:b w:val="0"/>
-          <w:bCs w:val="0"/>
+        <w:t>To count 1, 2, 3, 4</w:t>
+      </w:r>
+      <w:r>
+        <w:rPr>
+          <w:rStyle w:val="Strong"/>
+          <w:rFonts w:ascii="Helvetica Neue" w:hAnsi="Helvetica Neue"/>
+          <w:b w:val="0"/>
+          <w:bCs w:val="0"/>
+          <w:color w:val="000000" w:themeColor="text1"/>
+          <w:sz w:val="40"/>
+          <w:szCs w:val="40"/>
+        </w:rPr>
+        <w:t>,</w:t>
+      </w:r>
+      <w:r>
+        <w:rPr>
+          <w:rStyle w:val="Strong"/>
+          <w:rFonts w:ascii="Helvetica Neue" w:hAnsi="Helvetica Neue"/>
+          <w:b w:val="0"/>
+          <w:bCs w:val="0"/>
+          <w:color w:val="000000" w:themeColor="text1"/>
+          <w:sz w:val="40"/>
+          <w:szCs w:val="40"/>
+        </w:rPr>
+        <w:t xml:space="preserve"> set </w:t>
+      </w:r>
+      <w:r>
+        <w:rPr>
+          <w:rStyle w:val="Strong"/>
+          <w:rFonts w:ascii="Helvetica Neue" w:hAnsi="Helvetica Neue"/>
           <w:color w:val="C45911" w:themeColor="accent2" w:themeShade="BF"/>
           <w:sz w:val="40"/>
           <w:szCs w:val="40"/>
         </w:rPr>
+        <w:t>beats</w:t>
+      </w:r>
+      <w:r>
+        <w:rPr>
+          <w:rStyle w:val="Strong"/>
+          <w:rFonts w:ascii="Helvetica Neue" w:hAnsi="Helvetica Neue"/>
+          <w:b w:val="0"/>
+          <w:bCs w:val="0"/>
+          <w:color w:val="C45911" w:themeColor="accent2" w:themeShade="BF"/>
+          <w:sz w:val="40"/>
+          <w:szCs w:val="40"/>
+        </w:rPr>
         <w:t xml:space="preserve"> </w:t>
       </w:r>
       <w:r>
@@ -1587,25 +1450,15 @@
           <w:sz w:val="40"/>
           <w:szCs w:val="40"/>
         </w:rPr>
-        <w:t xml:space="preserve">around the </w:t>
-      </w:r>
-      <w:r>
-        <w:rPr>
-          <w:rStyle w:val="Strong"/>
-          <w:rFonts w:ascii="Helvetica Neue" w:hAnsi="Helvetica Neue"/>
-          <w:color w:val="00B050"/>
-          <w:sz w:val="40"/>
-          <w:szCs w:val="40"/>
-        </w:rPr>
-        <w:t>note</w:t>
-      </w:r>
-      <w:r>
-        <w:rPr>
-          <w:rStyle w:val="Strong"/>
-          <w:rFonts w:ascii="Helvetica Neue" w:hAnsi="Helvetica Neue"/>
-          <w:b w:val="0"/>
-          <w:bCs w:val="0"/>
-          <w:color w:val="00B050"/>
+        <w:t>to 1 before you enter the loop and</w:t>
+      </w:r>
+      <w:r>
+        <w:rPr>
+          <w:rStyle w:val="Strong"/>
+          <w:rFonts w:ascii="Helvetica Neue" w:hAnsi="Helvetica Neue"/>
+          <w:b w:val="0"/>
+          <w:bCs w:val="0"/>
+          <w:color w:val="001D35"/>
           <w:sz w:val="40"/>
           <w:szCs w:val="40"/>
         </w:rPr>
@@ -1615,61 +1468,11 @@
         <w:rPr>
           <w:rStyle w:val="Strong"/>
           <w:rFonts w:ascii="Helvetica Neue" w:hAnsi="Helvetica Neue"/>
-          <w:b w:val="0"/>
-          <w:bCs w:val="0"/>
-          <w:color w:val="000000" w:themeColor="text1"/>
-          <w:sz w:val="40"/>
-          <w:szCs w:val="40"/>
-        </w:rPr>
-        <w:t>so that it only plays on “</w:t>
-      </w:r>
-      <w:r>
-        <w:rPr>
-          <w:rStyle w:val="Strong"/>
-          <w:rFonts w:ascii="Helvetica Neue" w:hAnsi="Helvetica Neue"/>
-          <w:b w:val="0"/>
-          <w:bCs w:val="0"/>
-          <w:i/>
-          <w:iCs/>
-          <w:color w:val="000000" w:themeColor="text1"/>
-          <w:sz w:val="40"/>
-          <w:szCs w:val="40"/>
-        </w:rPr>
-        <w:t>The One</w:t>
-      </w:r>
-      <w:r>
-        <w:rPr>
-          <w:rStyle w:val="Strong"/>
-          <w:rFonts w:ascii="Helvetica Neue" w:hAnsi="Helvetica Neue"/>
-          <w:b w:val="0"/>
-          <w:bCs w:val="0"/>
-          <w:color w:val="000000" w:themeColor="text1"/>
-          <w:sz w:val="40"/>
-          <w:szCs w:val="40"/>
-        </w:rPr>
-        <w:t>.” If it doesn’t play (</w:t>
-      </w:r>
-      <w:r>
-        <w:rPr>
-          <w:rStyle w:val="Strong"/>
-          <w:rFonts w:ascii="Helvetica Neue" w:hAnsi="Helvetica Neue"/>
-          <w:color w:val="FF9300"/>
-          <w:sz w:val="40"/>
-          <w:szCs w:val="40"/>
-        </w:rPr>
-        <w:t>else</w:t>
-      </w:r>
-      <w:r>
-        <w:rPr>
-          <w:rStyle w:val="Strong"/>
-          <w:rFonts w:ascii="Helvetica Neue" w:hAnsi="Helvetica Neue"/>
-          <w:b w:val="0"/>
-          <w:bCs w:val="0"/>
-          <w:color w:val="000000" w:themeColor="text1"/>
-          <w:sz w:val="40"/>
-          <w:szCs w:val="40"/>
-        </w:rPr>
-        <w:t>) add a</w:t>
+          <w:color w:val="C45911" w:themeColor="accent2" w:themeShade="BF"/>
+          <w:sz w:val="40"/>
+          <w:szCs w:val="40"/>
+        </w:rPr>
+        <w:t>change</w:t>
       </w:r>
       <w:r>
         <w:rPr>
@@ -1687,19 +1490,29 @@
         <w:rPr>
           <w:rStyle w:val="Strong"/>
           <w:rFonts w:ascii="Helvetica Neue" w:hAnsi="Helvetica Neue"/>
-          <w:color w:val="00B050"/>
-          <w:sz w:val="40"/>
-          <w:szCs w:val="40"/>
-        </w:rPr>
-        <w:t>rest</w:t>
-      </w:r>
-      <w:r>
-        <w:rPr>
-          <w:rStyle w:val="Strong"/>
-          <w:rFonts w:ascii="Helvetica Neue" w:hAnsi="Helvetica Neue"/>
-          <w:b w:val="0"/>
-          <w:bCs w:val="0"/>
-          <w:color w:val="00B050"/>
+          <w:color w:val="C45911" w:themeColor="accent2" w:themeShade="BF"/>
+          <w:sz w:val="40"/>
+          <w:szCs w:val="40"/>
+        </w:rPr>
+        <w:t>beat</w:t>
+      </w:r>
+      <w:r>
+        <w:rPr>
+          <w:rStyle w:val="Strong"/>
+          <w:rFonts w:ascii="Helvetica Neue" w:hAnsi="Helvetica Neue"/>
+          <w:color w:val="C45911" w:themeColor="accent2" w:themeShade="BF"/>
+          <w:sz w:val="40"/>
+          <w:szCs w:val="40"/>
+        </w:rPr>
+        <w:t xml:space="preserve"> by 1</w:t>
+      </w:r>
+      <w:r>
+        <w:rPr>
+          <w:rStyle w:val="Strong"/>
+          <w:rFonts w:ascii="Helvetica Neue" w:hAnsi="Helvetica Neue"/>
+          <w:b w:val="0"/>
+          <w:bCs w:val="0"/>
+          <w:color w:val="C45911" w:themeColor="accent2" w:themeShade="BF"/>
           <w:sz w:val="40"/>
           <w:szCs w:val="40"/>
         </w:rPr>
@@ -1715,13 +1528,254 @@
           <w:sz w:val="40"/>
           <w:szCs w:val="40"/>
         </w:rPr>
-        <w:t>for 1 beat.</w:t>
+        <w:t>as the last thing in the loop.</w:t>
       </w:r>
     </w:p>
     <w:p>
       <w:pPr>
         <w:pStyle w:val="z1qcye"/>
-        <w:spacing w:before="240" w:beforeAutospacing="0" w:after="240" w:afterAutospacing="0"/>
+        <w:numPr>
+          <w:ilvl w:val="0"/>
+          <w:numId w:val="13"/>
+        </w:numPr>
+        <w:spacing w:before="120" w:beforeAutospacing="0" w:after="120" w:afterAutospacing="0"/>
+        <w:ind w:left="426" w:hanging="426"/>
+        <w:rPr>
+          <w:rStyle w:val="Strong"/>
+          <w:rFonts w:ascii="Helvetica Neue" w:hAnsi="Helvetica Neue"/>
+          <w:b w:val="0"/>
+          <w:bCs w:val="0"/>
+          <w:color w:val="001D35"/>
+          <w:sz w:val="40"/>
+          <w:szCs w:val="40"/>
+        </w:rPr>
+      </w:pPr>
+      <w:r>
+        <w:rPr>
+          <w:rStyle w:val="Strong"/>
+          <w:rFonts w:ascii="Helvetica Neue" w:hAnsi="Helvetica Neue"/>
+          <w:b w:val="0"/>
+          <w:bCs w:val="0"/>
+          <w:color w:val="000000" w:themeColor="text1"/>
+          <w:sz w:val="40"/>
+          <w:szCs w:val="40"/>
+        </w:rPr>
+        <w:t xml:space="preserve">Add an </w:t>
+      </w:r>
+      <w:r>
+        <w:rPr>
+          <w:rStyle w:val="Strong"/>
+          <w:rFonts w:ascii="Helvetica Neue" w:hAnsi="Helvetica Neue"/>
+          <w:color w:val="FF9300"/>
+          <w:sz w:val="40"/>
+          <w:szCs w:val="40"/>
+        </w:rPr>
+        <w:t>if</w:t>
+      </w:r>
+      <w:proofErr w:type="gramStart"/>
+      <w:r>
+        <w:rPr>
+          <w:rStyle w:val="Strong"/>
+          <w:rFonts w:ascii="Helvetica Neue" w:hAnsi="Helvetica Neue"/>
+          <w:color w:val="FF9300"/>
+          <w:sz w:val="40"/>
+          <w:szCs w:val="40"/>
+        </w:rPr>
+        <w:t xml:space="preserve"> ..</w:t>
+      </w:r>
+      <w:proofErr w:type="gramEnd"/>
+      <w:r>
+        <w:rPr>
+          <w:rStyle w:val="Strong"/>
+          <w:rFonts w:ascii="Helvetica Neue" w:hAnsi="Helvetica Neue"/>
+          <w:color w:val="FF9300"/>
+          <w:sz w:val="40"/>
+          <w:szCs w:val="40"/>
+        </w:rPr>
+        <w:t xml:space="preserve"> else</w:t>
+      </w:r>
+      <w:r>
+        <w:rPr>
+          <w:rStyle w:val="Strong"/>
+          <w:rFonts w:ascii="Helvetica Neue" w:hAnsi="Helvetica Neue"/>
+          <w:b w:val="0"/>
+          <w:bCs w:val="0"/>
+          <w:color w:val="C45911" w:themeColor="accent2" w:themeShade="BF"/>
+          <w:sz w:val="40"/>
+          <w:szCs w:val="40"/>
+        </w:rPr>
+        <w:t xml:space="preserve"> </w:t>
+      </w:r>
+      <w:r>
+        <w:rPr>
+          <w:rStyle w:val="Strong"/>
+          <w:rFonts w:ascii="Helvetica Neue" w:hAnsi="Helvetica Neue"/>
+          <w:b w:val="0"/>
+          <w:bCs w:val="0"/>
+          <w:color w:val="000000" w:themeColor="text1"/>
+          <w:sz w:val="40"/>
+          <w:szCs w:val="40"/>
+        </w:rPr>
+        <w:t xml:space="preserve">around the </w:t>
+      </w:r>
+      <w:r>
+        <w:rPr>
+          <w:rStyle w:val="Strong"/>
+          <w:rFonts w:ascii="Helvetica Neue" w:hAnsi="Helvetica Neue"/>
+          <w:color w:val="00B050"/>
+          <w:sz w:val="40"/>
+          <w:szCs w:val="40"/>
+        </w:rPr>
+        <w:t>note</w:t>
+      </w:r>
+      <w:r>
+        <w:rPr>
+          <w:rStyle w:val="Strong"/>
+          <w:rFonts w:ascii="Helvetica Neue" w:hAnsi="Helvetica Neue"/>
+          <w:b w:val="0"/>
+          <w:bCs w:val="0"/>
+          <w:color w:val="00B050"/>
+          <w:sz w:val="40"/>
+          <w:szCs w:val="40"/>
+        </w:rPr>
+        <w:t xml:space="preserve"> </w:t>
+      </w:r>
+      <w:r>
+        <w:rPr>
+          <w:rStyle w:val="Strong"/>
+          <w:rFonts w:ascii="Helvetica Neue" w:hAnsi="Helvetica Neue"/>
+          <w:b w:val="0"/>
+          <w:bCs w:val="0"/>
+          <w:color w:val="000000" w:themeColor="text1"/>
+          <w:sz w:val="40"/>
+          <w:szCs w:val="40"/>
+        </w:rPr>
+        <w:t>so that it only plays on “</w:t>
+      </w:r>
+      <w:r>
+        <w:rPr>
+          <w:rStyle w:val="Strong"/>
+          <w:rFonts w:ascii="Helvetica Neue" w:hAnsi="Helvetica Neue"/>
+          <w:b w:val="0"/>
+          <w:bCs w:val="0"/>
+          <w:i/>
+          <w:iCs/>
+          <w:color w:val="000000" w:themeColor="text1"/>
+          <w:sz w:val="40"/>
+          <w:szCs w:val="40"/>
+        </w:rPr>
+        <w:t>The One</w:t>
+      </w:r>
+      <w:r>
+        <w:rPr>
+          <w:rStyle w:val="Strong"/>
+          <w:rFonts w:ascii="Helvetica Neue" w:hAnsi="Helvetica Neue"/>
+          <w:b w:val="0"/>
+          <w:bCs w:val="0"/>
+          <w:color w:val="000000" w:themeColor="text1"/>
+          <w:sz w:val="40"/>
+          <w:szCs w:val="40"/>
+        </w:rPr>
+        <w:t xml:space="preserve">.” </w:t>
+      </w:r>
+      <w:r>
+        <w:rPr>
+          <w:rStyle w:val="Strong"/>
+          <w:rFonts w:ascii="Helvetica Neue" w:hAnsi="Helvetica Neue"/>
+          <w:b w:val="0"/>
+          <w:bCs w:val="0"/>
+          <w:color w:val="000000" w:themeColor="text1"/>
+          <w:sz w:val="40"/>
+          <w:szCs w:val="40"/>
+        </w:rPr>
+        <w:br/>
+        <w:t>Otherwise</w:t>
+      </w:r>
+      <w:r>
+        <w:rPr>
+          <w:rStyle w:val="Strong"/>
+          <w:rFonts w:ascii="Helvetica Neue" w:hAnsi="Helvetica Neue"/>
+          <w:b w:val="0"/>
+          <w:bCs w:val="0"/>
+          <w:color w:val="000000" w:themeColor="text1"/>
+          <w:sz w:val="40"/>
+          <w:szCs w:val="40"/>
+        </w:rPr>
+        <w:t xml:space="preserve"> (</w:t>
+      </w:r>
+      <w:r>
+        <w:rPr>
+          <w:rStyle w:val="Strong"/>
+          <w:rFonts w:ascii="Helvetica Neue" w:hAnsi="Helvetica Neue"/>
+          <w:color w:val="FF9300"/>
+          <w:sz w:val="40"/>
+          <w:szCs w:val="40"/>
+        </w:rPr>
+        <w:t>else</w:t>
+      </w:r>
+      <w:r>
+        <w:rPr>
+          <w:rStyle w:val="Strong"/>
+          <w:rFonts w:ascii="Helvetica Neue" w:hAnsi="Helvetica Neue"/>
+          <w:b w:val="0"/>
+          <w:bCs w:val="0"/>
+          <w:color w:val="000000" w:themeColor="text1"/>
+          <w:sz w:val="40"/>
+          <w:szCs w:val="40"/>
+        </w:rPr>
+        <w:t>) add a</w:t>
+      </w:r>
+      <w:r>
+        <w:rPr>
+          <w:rStyle w:val="Strong"/>
+          <w:rFonts w:ascii="Helvetica Neue" w:hAnsi="Helvetica Neue"/>
+          <w:b w:val="0"/>
+          <w:bCs w:val="0"/>
+          <w:color w:val="001D35"/>
+          <w:sz w:val="40"/>
+          <w:szCs w:val="40"/>
+        </w:rPr>
+        <w:t xml:space="preserve"> </w:t>
+      </w:r>
+      <w:r>
+        <w:rPr>
+          <w:rStyle w:val="Strong"/>
+          <w:rFonts w:ascii="Helvetica Neue" w:hAnsi="Helvetica Neue"/>
+          <w:color w:val="00B050"/>
+          <w:sz w:val="40"/>
+          <w:szCs w:val="40"/>
+        </w:rPr>
+        <w:t>rest</w:t>
+      </w:r>
+      <w:r>
+        <w:rPr>
+          <w:rStyle w:val="Strong"/>
+          <w:rFonts w:ascii="Helvetica Neue" w:hAnsi="Helvetica Neue"/>
+          <w:b w:val="0"/>
+          <w:bCs w:val="0"/>
+          <w:color w:val="00B050"/>
+          <w:sz w:val="40"/>
+          <w:szCs w:val="40"/>
+        </w:rPr>
+        <w:t xml:space="preserve"> </w:t>
+      </w:r>
+      <w:r>
+        <w:rPr>
+          <w:rStyle w:val="Strong"/>
+          <w:rFonts w:ascii="Helvetica Neue" w:hAnsi="Helvetica Neue"/>
+          <w:b w:val="0"/>
+          <w:bCs w:val="0"/>
+          <w:color w:val="000000" w:themeColor="text1"/>
+          <w:sz w:val="40"/>
+          <w:szCs w:val="40"/>
+        </w:rPr>
+        <w:t>for 1 beat.</w:t>
+      </w:r>
+    </w:p>
+    <w:p>
+      <w:pPr>
+        <w:pStyle w:val="z1qcye"/>
+        <w:spacing w:before="120" w:beforeAutospacing="0" w:after="240" w:afterAutospacing="0"/>
         <w:rPr>
           <w:rStyle w:val="Strong"/>
           <w:rFonts w:ascii="Helvetica Neue" w:hAnsi="Helvetica Neue"/>

--- a/scratch/scratch-looper.docx
+++ b/scratch/scratch-looper.docx
@@ -2084,35 +2084,23 @@
           <w:sz w:val="40"/>
           <w:szCs w:val="40"/>
         </w:rPr>
+        <w:t xml:space="preserve"> else</w:t>
+      </w:r>
+      <w:r>
+        <w:rPr>
+          <w:color w:val="FF9300"/>
+          <w:sz w:val="40"/>
+          <w:szCs w:val="40"/>
+        </w:rPr>
         <w:t xml:space="preserve"> </w:t>
       </w:r>
-      <w:proofErr w:type="spellStart"/>
-      <w:r>
-        <w:rPr>
-          <w:b/>
-          <w:bCs/>
-          <w:color w:val="FF9300"/>
-          <w:sz w:val="40"/>
-          <w:szCs w:val="40"/>
-        </w:rPr>
-        <w:t>else</w:t>
-      </w:r>
-      <w:r>
-        <w:rPr>
-          <w:color w:val="FF9300"/>
-          <w:sz w:val="40"/>
-          <w:szCs w:val="40"/>
-        </w:rPr>
-        <w:t xml:space="preserve"> </w:t>
-      </w:r>
-      <w:r>
-        <w:rPr>
-          <w:sz w:val="40"/>
-          <w:szCs w:val="40"/>
-        </w:rPr>
-        <w:t>where</w:t>
-      </w:r>
-      <w:proofErr w:type="spellEnd"/>
+      <w:r>
+        <w:rPr>
+          <w:sz w:val="40"/>
+          <w:szCs w:val="40"/>
+        </w:rPr>
+        <w:t>replacing</w:t>
+      </w:r>
       <w:r>
         <w:rPr>
           <w:sz w:val="40"/>
@@ -2132,18 +2120,10 @@
       </w:r>
       <w:r>
         <w:rPr>
-          <w:color w:val="00B050"/>
-          <w:sz w:val="40"/>
-          <w:szCs w:val="40"/>
-        </w:rPr>
-        <w:t xml:space="preserve"> </w:t>
-      </w:r>
-      <w:r>
-        <w:rPr>
-          <w:sz w:val="40"/>
-          <w:szCs w:val="40"/>
-        </w:rPr>
-        <w:t>is, and check for a different beat.</w:t>
+          <w:sz w:val="40"/>
+          <w:szCs w:val="40"/>
+        </w:rPr>
+        <w:t>, and check for a different beat.</w:t>
       </w:r>
     </w:p>
     <w:p>

--- a/scratch/scratch-looper.docx
+++ b/scratch/scratch-looper.docx
@@ -2225,7 +2225,65 @@
           <w:sz w:val="36"/>
           <w:szCs w:val="36"/>
         </w:rPr>
-        <w:t>You can always change the tempo by dragging a set tempo block onto your code space and just click on it</w:t>
+        <w:t xml:space="preserve">You can always change the tempo by dragging a </w:t>
+      </w:r>
+      <w:r>
+        <w:rPr>
+          <w:b/>
+          <w:bCs/>
+          <w:i/>
+          <w:iCs/>
+          <w:color w:val="00B050"/>
+          <w:sz w:val="36"/>
+          <w:szCs w:val="36"/>
+        </w:rPr>
+        <w:t>set tempo</w:t>
+      </w:r>
+      <w:r>
+        <w:rPr>
+          <w:i/>
+          <w:iCs/>
+          <w:color w:val="00B050"/>
+          <w:sz w:val="36"/>
+          <w:szCs w:val="36"/>
+        </w:rPr>
+        <w:t xml:space="preserve"> </w:t>
+      </w:r>
+      <w:r>
+        <w:rPr>
+          <w:i/>
+          <w:iCs/>
+          <w:sz w:val="36"/>
+          <w:szCs w:val="36"/>
+        </w:rPr>
+        <w:t>block onto your code space and just click</w:t>
+      </w:r>
+      <w:r>
+        <w:rPr>
+          <w:i/>
+          <w:iCs/>
+          <w:sz w:val="36"/>
+          <w:szCs w:val="36"/>
+        </w:rPr>
+        <w:t>ing</w:t>
+      </w:r>
+      <w:r>
+        <w:rPr>
+          <w:i/>
+          <w:iCs/>
+          <w:sz w:val="36"/>
+          <w:szCs w:val="36"/>
+        </w:rPr>
+        <w:t xml:space="preserve"> on it</w:t>
+      </w:r>
+      <w:r>
+        <w:rPr>
+          <w:i/>
+          <w:iCs/>
+          <w:sz w:val="36"/>
+          <w:szCs w:val="36"/>
+        </w:rPr>
+        <w:t xml:space="preserve"> with a different value</w:t>
       </w:r>
       <w:r>
         <w:rPr>

--- a/scratch/scratch-looper.docx
+++ b/scratch/scratch-looper.docx
@@ -324,7 +324,21 @@
           <w:sz w:val="40"/>
           <w:szCs w:val="40"/>
         </w:rPr>
-        <w:t>ew Project</w:t>
+        <w:t xml:space="preserve">ew </w:t>
+      </w:r>
+      <w:r>
+        <w:rPr>
+          <w:sz w:val="40"/>
+          <w:szCs w:val="40"/>
+        </w:rPr>
+        <w:t>p</w:t>
+      </w:r>
+      <w:r>
+        <w:rPr>
+          <w:sz w:val="40"/>
+          <w:szCs w:val="40"/>
+        </w:rPr>
+        <w:t>roject</w:t>
       </w:r>
       <w:r>
         <w:rPr>
@@ -842,7 +856,35 @@
           <w:szCs w:val="36"/>
         </w:rPr>
         <w:br/>
-        <w:t>This is your “rhythm section”</w:t>
+        <w:t>This is your “rhythm section</w:t>
+      </w:r>
+      <w:r>
+        <w:rPr>
+          <w:rStyle w:val="Strong"/>
+          <w:rFonts w:ascii="Helvetica Neue" w:hAnsi="Helvetica Neue"/>
+          <w:b w:val="0"/>
+          <w:bCs w:val="0"/>
+          <w:i/>
+          <w:iCs/>
+          <w:color w:val="0A0A0A"/>
+          <w:sz w:val="36"/>
+          <w:szCs w:val="36"/>
+        </w:rPr>
+        <w:t>.</w:t>
+      </w:r>
+      <w:r>
+        <w:rPr>
+          <w:rStyle w:val="Strong"/>
+          <w:rFonts w:ascii="Helvetica Neue" w:hAnsi="Helvetica Neue"/>
+          <w:b w:val="0"/>
+          <w:bCs w:val="0"/>
+          <w:i/>
+          <w:iCs/>
+          <w:color w:val="0A0A0A"/>
+          <w:sz w:val="36"/>
+          <w:szCs w:val="36"/>
+        </w:rPr>
+        <w:t>”</w:t>
       </w:r>
     </w:p>
     <w:p>
